--- a/deliveries/2026-09-02/01_Vehicle_Pages/VEH_20260902_04_GAC_Trumpchi_M8_2024.docx
+++ b/deliveries/2026-09-02/01_Vehicle_Pages/VEH_20260902_04_GAC_Trumpchi_M8_2024.docx
@@ -57,7 +57,7 @@
         <w:t>Suggested URL</w:t>
       </w:r>
       <w:r>
-        <w:t>: /vehicles/gac-trumpchi-m8-2024/</w:t>
+        <w:t>: /vehicles/gac-trumpchi-m8/</w:t>
       </w:r>
     </w:p>
     <w:p>
@@ -1005,6 +1005,46 @@
         <w:pStyle w:val="Heading1"/>
       </w:pPr>
       <w:r>
+        <w:t>What AutoBridge Adds Beyond the Brochure</w:t>
+      </w:r>
+    </w:p>
+    <w:p>
+      <w:r>
+        <w:t xml:space="preserve">MPV buyers are sold a "luxury seven-seater" label that hides three different series and seat layouts. AutoBridge records the </w:t>
+      </w:r>
+      <w:r>
+        <w:rPr>
+          <w:b/>
+        </w:rPr>
+        <w:t>series-specific wheelbase and torque calibration (400 vs 390 N·m)</w:t>
+      </w:r>
+      <w:r>
+        <w:t xml:space="preserve"> on the order, produces a </w:t>
+      </w:r>
+      <w:r>
+        <w:rPr>
+          <w:b/>
+        </w:rPr>
+        <w:t>line-item second-row seat-equipment list</w:t>
+      </w:r>
+      <w:r>
+        <w:t xml:space="preserve"> (ventilation/heating/massage, leg rests, powered doors) so trim is not mis-substituted, and reconciles the Chinese build against GAC's </w:t>
+      </w:r>
+      <w:r>
+        <w:rPr>
+          <w:b/>
+        </w:rPr>
+        <w:t>overseas M8 sheet</w:t>
+      </w:r>
+      <w:r>
+        <w:t xml:space="preserve"> before deposit, so China dimensions are never copied onto an export VIN.</w:t>
+      </w:r>
+    </w:p>
+    <w:p>
+      <w:pPr>
+        <w:pStyle w:val="Heading1"/>
+      </w:pPr>
+      <w:r>
         <w:t>Pre-Payment Checklist</w:t>
       </w:r>
     </w:p>
@@ -1157,17 +1197,18 @@
         <w:tblLook w:firstColumn="1" w:firstRow="1" w:lastColumn="0" w:lastRow="0" w:noHBand="0" w:noVBand="1" w:val="04A0"/>
       </w:tblPr>
       <w:tblGrid>
-        <w:gridCol w:w="1440"/>
-        <w:gridCol w:w="1440"/>
-        <w:gridCol w:w="1440"/>
-        <w:gridCol w:w="1440"/>
-        <w:gridCol w:w="1440"/>
-        <w:gridCol w:w="1440"/>
+        <w:gridCol w:w="1234"/>
+        <w:gridCol w:w="1234"/>
+        <w:gridCol w:w="1234"/>
+        <w:gridCol w:w="1234"/>
+        <w:gridCol w:w="1234"/>
+        <w:gridCol w:w="1234"/>
+        <w:gridCol w:w="1234"/>
       </w:tblGrid>
       <w:tr>
         <w:tc>
           <w:tcPr>
-            <w:tcW w:type="dxa" w:w="1440"/>
+            <w:tcW w:type="dxa" w:w="1234"/>
             <w:shd w:val="clear" w:fill="EAF0F6"/>
           </w:tcPr>
           <w:p>
@@ -1188,7 +1229,7 @@
         </w:tc>
         <w:tc>
           <w:tcPr>
-            <w:tcW w:type="dxa" w:w="1440"/>
+            <w:tcW w:type="dxa" w:w="1234"/>
             <w:shd w:val="clear" w:fill="EAF0F6"/>
           </w:tcPr>
           <w:p>
@@ -1209,7 +1250,7 @@
         </w:tc>
         <w:tc>
           <w:tcPr>
-            <w:tcW w:type="dxa" w:w="1440"/>
+            <w:tcW w:type="dxa" w:w="1234"/>
             <w:shd w:val="clear" w:fill="EAF0F6"/>
           </w:tcPr>
           <w:p>
@@ -1230,7 +1271,7 @@
         </w:tc>
         <w:tc>
           <w:tcPr>
-            <w:tcW w:type="dxa" w:w="1440"/>
+            <w:tcW w:type="dxa" w:w="1234"/>
             <w:shd w:val="clear" w:fill="EAF0F6"/>
           </w:tcPr>
           <w:p>
@@ -1251,7 +1292,7 @@
         </w:tc>
         <w:tc>
           <w:tcPr>
-            <w:tcW w:type="dxa" w:w="1440"/>
+            <w:tcW w:type="dxa" w:w="1234"/>
             <w:shd w:val="clear" w:fill="EAF0F6"/>
           </w:tcPr>
           <w:p>
@@ -1272,7 +1313,28 @@
         </w:tc>
         <w:tc>
           <w:tcPr>
-            <w:tcW w:type="dxa" w:w="1440"/>
+            <w:tcW w:type="dxa" w:w="1234"/>
+            <w:shd w:val="clear" w:fill="EAF0F6"/>
+          </w:tcPr>
+          <w:p>
+            <w:r>
+              <w:rPr>
+                <w:b/>
+                <w:sz w:val="20"/>
+              </w:rPr>
+            </w:r>
+            <w:r>
+              <w:rPr>
+                <w:b/>
+                <w:sz w:val="20"/>
+              </w:rPr>
+              <w:t>Confidence</w:t>
+            </w:r>
+          </w:p>
+        </w:tc>
+        <w:tc>
+          <w:tcPr>
+            <w:tcW w:type="dxa" w:w="1234"/>
             <w:shd w:val="clear" w:fill="EAF0F6"/>
           </w:tcPr>
           <w:p>
@@ -1295,7 +1357,7 @@
       <w:tr>
         <w:tc>
           <w:tcPr>
-            <w:tcW w:type="dxa" w:w="1440"/>
+            <w:tcW w:type="dxa" w:w="1234"/>
           </w:tcPr>
           <w:p>
             <w:r>
@@ -1313,7 +1375,7 @@
         </w:tc>
         <w:tc>
           <w:tcPr>
-            <w:tcW w:type="dxa" w:w="1440"/>
+            <w:tcW w:type="dxa" w:w="1234"/>
           </w:tcPr>
           <w:p>
             <w:r>
@@ -1331,7 +1393,7 @@
         </w:tc>
         <w:tc>
           <w:tcPr>
-            <w:tcW w:type="dxa" w:w="1440"/>
+            <w:tcW w:type="dxa" w:w="1234"/>
           </w:tcPr>
           <w:p>
             <w:r>
@@ -1349,7 +1411,7 @@
         </w:tc>
         <w:tc>
           <w:tcPr>
-            <w:tcW w:type="dxa" w:w="1440"/>
+            <w:tcW w:type="dxa" w:w="1234"/>
           </w:tcPr>
           <w:p>
             <w:r>
@@ -1367,7 +1429,7 @@
         </w:tc>
         <w:tc>
           <w:tcPr>
-            <w:tcW w:type="dxa" w:w="1440"/>
+            <w:tcW w:type="dxa" w:w="1234"/>
           </w:tcPr>
           <w:p>
             <w:r>
@@ -1385,7 +1447,25 @@
         </w:tc>
         <w:tc>
           <w:tcPr>
-            <w:tcW w:type="dxa" w:w="1440"/>
+            <w:tcW w:type="dxa" w:w="1234"/>
+          </w:tcPr>
+          <w:p>
+            <w:r>
+              <w:rPr>
+                <w:sz w:val="20"/>
+              </w:rPr>
+            </w:r>
+            <w:r>
+              <w:rPr>
+                <w:sz w:val="20"/>
+              </w:rPr>
+              <w:t>VERIFIED</w:t>
+            </w:r>
+          </w:p>
+        </w:tc>
+        <w:tc>
+          <w:tcPr>
+            <w:tcW w:type="dxa" w:w="1234"/>
           </w:tcPr>
           <w:p>
             <w:r>
@@ -1405,7 +1485,7 @@
       <w:tr>
         <w:tc>
           <w:tcPr>
-            <w:tcW w:type="dxa" w:w="1440"/>
+            <w:tcW w:type="dxa" w:w="1234"/>
           </w:tcPr>
           <w:p>
             <w:r>
@@ -1423,7 +1503,7 @@
         </w:tc>
         <w:tc>
           <w:tcPr>
-            <w:tcW w:type="dxa" w:w="1440"/>
+            <w:tcW w:type="dxa" w:w="1234"/>
           </w:tcPr>
           <w:p>
             <w:r>
@@ -1441,7 +1521,7 @@
         </w:tc>
         <w:tc>
           <w:tcPr>
-            <w:tcW w:type="dxa" w:w="1440"/>
+            <w:tcW w:type="dxa" w:w="1234"/>
           </w:tcPr>
           <w:p>
             <w:r>
@@ -1459,7 +1539,7 @@
         </w:tc>
         <w:tc>
           <w:tcPr>
-            <w:tcW w:type="dxa" w:w="1440"/>
+            <w:tcW w:type="dxa" w:w="1234"/>
           </w:tcPr>
           <w:p>
             <w:r>
@@ -1477,7 +1557,7 @@
         </w:tc>
         <w:tc>
           <w:tcPr>
-            <w:tcW w:type="dxa" w:w="1440"/>
+            <w:tcW w:type="dxa" w:w="1234"/>
           </w:tcPr>
           <w:p>
             <w:r>
@@ -1495,7 +1575,25 @@
         </w:tc>
         <w:tc>
           <w:tcPr>
-            <w:tcW w:type="dxa" w:w="1440"/>
+            <w:tcW w:type="dxa" w:w="1234"/>
+          </w:tcPr>
+          <w:p>
+            <w:r>
+              <w:rPr>
+                <w:sz w:val="20"/>
+              </w:rPr>
+            </w:r>
+            <w:r>
+              <w:rPr>
+                <w:sz w:val="20"/>
+              </w:rPr>
+              <w:t>VERIFIED</w:t>
+            </w:r>
+          </w:p>
+        </w:tc>
+        <w:tc>
+          <w:tcPr>
+            <w:tcW w:type="dxa" w:w="1234"/>
           </w:tcPr>
           <w:p>
             <w:r>
@@ -1515,7 +1613,7 @@
       <w:tr>
         <w:tc>
           <w:tcPr>
-            <w:tcW w:type="dxa" w:w="1440"/>
+            <w:tcW w:type="dxa" w:w="1234"/>
           </w:tcPr>
           <w:p>
             <w:r>
@@ -1533,7 +1631,7 @@
         </w:tc>
         <w:tc>
           <w:tcPr>
-            <w:tcW w:type="dxa" w:w="1440"/>
+            <w:tcW w:type="dxa" w:w="1234"/>
           </w:tcPr>
           <w:p>
             <w:r>
@@ -1551,7 +1649,7 @@
         </w:tc>
         <w:tc>
           <w:tcPr>
-            <w:tcW w:type="dxa" w:w="1440"/>
+            <w:tcW w:type="dxa" w:w="1234"/>
           </w:tcPr>
           <w:p>
             <w:r>
@@ -1569,7 +1667,7 @@
         </w:tc>
         <w:tc>
           <w:tcPr>
-            <w:tcW w:type="dxa" w:w="1440"/>
+            <w:tcW w:type="dxa" w:w="1234"/>
           </w:tcPr>
           <w:p>
             <w:r>
@@ -1587,7 +1685,7 @@
         </w:tc>
         <w:tc>
           <w:tcPr>
-            <w:tcW w:type="dxa" w:w="1440"/>
+            <w:tcW w:type="dxa" w:w="1234"/>
           </w:tcPr>
           <w:p>
             <w:r>
@@ -1605,7 +1703,25 @@
         </w:tc>
         <w:tc>
           <w:tcPr>
-            <w:tcW w:type="dxa" w:w="1440"/>
+            <w:tcW w:type="dxa" w:w="1234"/>
+          </w:tcPr>
+          <w:p>
+            <w:r>
+              <w:rPr>
+                <w:sz w:val="20"/>
+              </w:rPr>
+            </w:r>
+            <w:r>
+              <w:rPr>
+                <w:sz w:val="20"/>
+              </w:rPr>
+              <w:t>VERIFIED</w:t>
+            </w:r>
+          </w:p>
+        </w:tc>
+        <w:tc>
+          <w:tcPr>
+            <w:tcW w:type="dxa" w:w="1234"/>
           </w:tcPr>
           <w:p>
             <w:r>
@@ -1625,7 +1741,7 @@
       <w:tr>
         <w:tc>
           <w:tcPr>
-            <w:tcW w:type="dxa" w:w="1440"/>
+            <w:tcW w:type="dxa" w:w="1234"/>
           </w:tcPr>
           <w:p>
             <w:r>
@@ -1643,7 +1759,7 @@
         </w:tc>
         <w:tc>
           <w:tcPr>
-            <w:tcW w:type="dxa" w:w="1440"/>
+            <w:tcW w:type="dxa" w:w="1234"/>
           </w:tcPr>
           <w:p>
             <w:r>
@@ -1661,7 +1777,7 @@
         </w:tc>
         <w:tc>
           <w:tcPr>
-            <w:tcW w:type="dxa" w:w="1440"/>
+            <w:tcW w:type="dxa" w:w="1234"/>
           </w:tcPr>
           <w:p>
             <w:r>
@@ -1679,7 +1795,7 @@
         </w:tc>
         <w:tc>
           <w:tcPr>
-            <w:tcW w:type="dxa" w:w="1440"/>
+            <w:tcW w:type="dxa" w:w="1234"/>
           </w:tcPr>
           <w:p>
             <w:r>
@@ -1697,7 +1813,7 @@
         </w:tc>
         <w:tc>
           <w:tcPr>
-            <w:tcW w:type="dxa" w:w="1440"/>
+            <w:tcW w:type="dxa" w:w="1234"/>
           </w:tcPr>
           <w:p>
             <w:r>
@@ -1715,7 +1831,25 @@
         </w:tc>
         <w:tc>
           <w:tcPr>
-            <w:tcW w:type="dxa" w:w="1440"/>
+            <w:tcW w:type="dxa" w:w="1234"/>
+          </w:tcPr>
+          <w:p>
+            <w:r>
+              <w:rPr>
+                <w:sz w:val="20"/>
+              </w:rPr>
+            </w:r>
+            <w:r>
+              <w:rPr>
+                <w:sz w:val="20"/>
+              </w:rPr>
+              <w:t>CROSS_CHECKED</w:t>
+            </w:r>
+          </w:p>
+        </w:tc>
+        <w:tc>
+          <w:tcPr>
+            <w:tcW w:type="dxa" w:w="1234"/>
           </w:tcPr>
           <w:p>
             <w:r>
@@ -1735,7 +1869,7 @@
       <w:tr>
         <w:tc>
           <w:tcPr>
-            <w:tcW w:type="dxa" w:w="1440"/>
+            <w:tcW w:type="dxa" w:w="1234"/>
           </w:tcPr>
           <w:p>
             <w:r>
@@ -1753,7 +1887,7 @@
         </w:tc>
         <w:tc>
           <w:tcPr>
-            <w:tcW w:type="dxa" w:w="1440"/>
+            <w:tcW w:type="dxa" w:w="1234"/>
           </w:tcPr>
           <w:p>
             <w:r>
@@ -1771,7 +1905,7 @@
         </w:tc>
         <w:tc>
           <w:tcPr>
-            <w:tcW w:type="dxa" w:w="1440"/>
+            <w:tcW w:type="dxa" w:w="1234"/>
           </w:tcPr>
           <w:p>
             <w:r>
@@ -1789,7 +1923,7 @@
         </w:tc>
         <w:tc>
           <w:tcPr>
-            <w:tcW w:type="dxa" w:w="1440"/>
+            <w:tcW w:type="dxa" w:w="1234"/>
           </w:tcPr>
           <w:p>
             <w:r>
@@ -1807,7 +1941,7 @@
         </w:tc>
         <w:tc>
           <w:tcPr>
-            <w:tcW w:type="dxa" w:w="1440"/>
+            <w:tcW w:type="dxa" w:w="1234"/>
           </w:tcPr>
           <w:p>
             <w:r>
@@ -1825,7 +1959,25 @@
         </w:tc>
         <w:tc>
           <w:tcPr>
-            <w:tcW w:type="dxa" w:w="1440"/>
+            <w:tcW w:type="dxa" w:w="1234"/>
+          </w:tcPr>
+          <w:p>
+            <w:r>
+              <w:rPr>
+                <w:sz w:val="20"/>
+              </w:rPr>
+            </w:r>
+            <w:r>
+              <w:rPr>
+                <w:sz w:val="20"/>
+              </w:rPr>
+              <w:t>CROSS_CHECKED</w:t>
+            </w:r>
+          </w:p>
+        </w:tc>
+        <w:tc>
+          <w:tcPr>
+            <w:tcW w:type="dxa" w:w="1234"/>
           </w:tcPr>
           <w:p>
             <w:r>
@@ -1845,7 +1997,7 @@
       <w:tr>
         <w:tc>
           <w:tcPr>
-            <w:tcW w:type="dxa" w:w="1440"/>
+            <w:tcW w:type="dxa" w:w="1234"/>
           </w:tcPr>
           <w:p>
             <w:r>
@@ -1863,7 +2015,7 @@
         </w:tc>
         <w:tc>
           <w:tcPr>
-            <w:tcW w:type="dxa" w:w="1440"/>
+            <w:tcW w:type="dxa" w:w="1234"/>
           </w:tcPr>
           <w:p>
             <w:r>
@@ -1881,7 +2033,7 @@
         </w:tc>
         <w:tc>
           <w:tcPr>
-            <w:tcW w:type="dxa" w:w="1440"/>
+            <w:tcW w:type="dxa" w:w="1234"/>
           </w:tcPr>
           <w:p>
             <w:r>
@@ -1899,7 +2051,7 @@
         </w:tc>
         <w:tc>
           <w:tcPr>
-            <w:tcW w:type="dxa" w:w="1440"/>
+            <w:tcW w:type="dxa" w:w="1234"/>
           </w:tcPr>
           <w:p>
             <w:r>
@@ -1917,7 +2069,7 @@
         </w:tc>
         <w:tc>
           <w:tcPr>
-            <w:tcW w:type="dxa" w:w="1440"/>
+            <w:tcW w:type="dxa" w:w="1234"/>
           </w:tcPr>
           <w:p>
             <w:r>
@@ -1935,7 +2087,25 @@
         </w:tc>
         <w:tc>
           <w:tcPr>
-            <w:tcW w:type="dxa" w:w="1440"/>
+            <w:tcW w:type="dxa" w:w="1234"/>
+          </w:tcPr>
+          <w:p>
+            <w:r>
+              <w:rPr>
+                <w:sz w:val="20"/>
+              </w:rPr>
+            </w:r>
+            <w:r>
+              <w:rPr>
+                <w:sz w:val="20"/>
+              </w:rPr>
+              <w:t>CROSS_CHECKED</w:t>
+            </w:r>
+          </w:p>
+        </w:tc>
+        <w:tc>
+          <w:tcPr>
+            <w:tcW w:type="dxa" w:w="1234"/>
           </w:tcPr>
           <w:p>
             <w:r>
@@ -1958,7 +2128,7 @@
         <w:rPr>
           <w:i/>
         </w:rPr>
-        <w:t>Verification note: Grandmaster/Master core specs VERIFIED via brand-official pages; Lingxiu values CROSS_CHECKED. The 400 vs 390 N·m calibration is intentionally kept separate by series. Hybrid specs not asserted.</w:t>
+        <w:t>Confidence note (AutoBridge standard): Grandmaster/Master core specs are VERIFIED on GAC's own pages (manufacturer official); Lingxiu values are CROSS_CHECKED across independent databases. The 400 vs 390 N·m calibration is intentionally kept separate by series; hybrid (双擎) specs are not asserted.</w:t>
       </w:r>
     </w:p>
     <w:p>
@@ -1977,10 +2147,10 @@
         <w:rPr>
           <w:b/>
         </w:rPr>
-        <w:t>Reviewed by</w:t>
+        <w:t>Author / reviewer</w:t>
       </w:r>
       <w:r>
-        <w:t>: AutoBridge Export Sourcing Team</w:t>
+        <w:t>: [AutoBridge Export Sourcing Team](/authors/autobridge-export-sourcing-team/) · method per our [Editorial Policy](/about/editorial-policy/)</w:t>
       </w:r>
     </w:p>
     <w:p>
@@ -1994,7 +2164,16 @@
         <w:t>Last reviewed</w:t>
       </w:r>
       <w:r>
-        <w:t>: 2026-09-02</w:t>
+        <w:t xml:space="preserve">: 2026-09-02 · </w:t>
+      </w:r>
+      <w:r>
+        <w:rPr>
+          <w:b/>
+        </w:rPr>
+        <w:t>Second-round revision</w:t>
+      </w:r>
+      <w:r>
+        <w:t>: 2026-09-03 (confidence relabelled; URL made evergreen)</w:t>
       </w:r>
     </w:p>
     <w:p>
@@ -2008,7 +2187,7 @@
         <w:t>Reference market</w:t>
       </w:r>
       <w:r>
-        <w:t>: China, 2024 model year (overseas GAC M8 exists; consult destination sheet)</w:t>
+        <w:t>: China model (evergreen model page; overseas GAC M8 exists and the destination sheet governs export builds)</w:t>
       </w:r>
     </w:p>
     <w:p>
@@ -2022,7 +2201,7 @@
         <w:t>Verification method</w:t>
       </w:r>
       <w:r>
-        <w:t>: Official GAC pages plus database cross-check; series-specific figures kept distinct</w:t>
+        <w:t>: Official GAC pages plus independent-database cross-check; series-specific figures kept distinct</w:t>
       </w:r>
     </w:p>
     <w:p>
@@ -2033,10 +2212,10 @@
         <w:rPr>
           <w:b/>
         </w:rPr>
-        <w:t>Content status</w:t>
+        <w:t>Quality gates</w:t>
       </w:r>
       <w:r>
-        <w:t>: QA_PASS (Master/EN)</w:t>
+        <w:t>: EDITORIAL_QA_PASS=PASS · FACT_SOURCE_PASS=PASS · SEO_PASS=PASS (evergreen URL) · CODEX_REVIEW_PASS=PENDING (independent Codex review) · PUBLISH_APPROVED=FALSE until Codex sign-off</w:t>
       </w:r>
     </w:p>
     <w:sectPr>

--- a/deliveries/2026-09-02/01_Vehicle_Pages/VEH_20260902_04_GAC_Trumpchi_M8_2024.docx
+++ b/deliveries/2026-09-02/01_Vehicle_Pages/VEH_20260902_04_GAC_Trumpchi_M8_2024.docx
@@ -1010,7 +1010,7 @@
     </w:p>
     <w:p>
       <w:r>
-        <w:t xml:space="preserve">MPV buyers are sold a "luxury seven-seater" label that hides three different series and seat layouts. AutoBridge records the </w:t>
+        <w:t xml:space="preserve">MPV buyers are sold a "luxury seven-seater" label that hides three different series and seat layouts. This guide recommends recording the </w:t>
       </w:r>
       <w:r>
         <w:rPr>
@@ -1019,7 +1019,7 @@
         <w:t>series-specific wheelbase and torque calibration (400 vs 390 N·m)</w:t>
       </w:r>
       <w:r>
-        <w:t xml:space="preserve"> on the order, produces a </w:t>
+        <w:t xml:space="preserve"> on the order, preparing a </w:t>
       </w:r>
       <w:r>
         <w:rPr>
@@ -1028,7 +1028,7 @@
         <w:t>line-item second-row seat-equipment list</w:t>
       </w:r>
       <w:r>
-        <w:t xml:space="preserve"> (ventilation/heating/massage, leg rests, powered doors) so trim is not mis-substituted, and reconciles the Chinese build against GAC's </w:t>
+        <w:t xml:space="preserve"> (ventilation/heating/massage, leg rests, powered doors) so trim is not mis-substituted, and comparing the Chinese build against GAC's </w:t>
       </w:r>
       <w:r>
         <w:rPr>
@@ -1037,7 +1037,7 @@
         <w:t>overseas M8 sheet</w:t>
       </w:r>
       <w:r>
-        <w:t xml:space="preserve"> before deposit, so China dimensions are never copied onto an export VIN.</w:t>
+        <w:t xml:space="preserve"> before deposit rather than copying China dimensions onto an export VIN.</w:t>
       </w:r>
     </w:p>
     <w:p>
@@ -2150,7 +2150,7 @@
         <w:t>Author / reviewer</w:t>
       </w:r>
       <w:r>
-        <w:t>: [AutoBridge Export Sourcing Team](/authors/autobridge-export-sourcing-team/) · method per our [Editorial Policy](/about/editorial-policy/)</w:t>
+        <w:t>: [AutoBridge Export Sourcing Team](/authors/) · method per our [Editorial Policy](/editorial-policy/)</w:t>
       </w:r>
     </w:p>
     <w:p>
@@ -2165,6 +2165,15 @@
       </w:r>
       <w:r>
         <w:t xml:space="preserve">: 2026-09-02 · </w:t>
+      </w:r>
+      <w:r>
+        <w:rPr>
+          <w:b/>
+        </w:rPr>
+        <w:t>R3 (2026-09-03): internal links set to live /authors/ and /editorial-policy/ paths; operations claims framed as recommended/editorial method</w:t>
+      </w:r>
+      <w:r>
+        <w:t xml:space="preserve"> · </w:t>
       </w:r>
       <w:r>
         <w:rPr>

--- a/deliveries/2026-09-02/01_Vehicle_Pages/VEH_20260902_04_GAC_Trumpchi_M8_2024.docx
+++ b/deliveries/2026-09-02/01_Vehicle_Pages/VEH_20260902_04_GAC_Trumpchi_M8_2024.docx
@@ -4,7 +4,7 @@
   <w:body>
     <w:p>
       <w:pPr>
-        <w:pStyle w:val="Title"/>
+        <w:pStyle w:val="Heading1"/>
       </w:pPr>
       <w:r>
         <w:t>GAC Trumpchi M8 2024 — Business MPV: Series Differences, Seating Layout and Export Notes</w:t>
@@ -12,7 +12,7 @@
     </w:p>
     <w:p>
       <w:pPr>
-        <w:pStyle w:val="Heading1"/>
+        <w:pStyle w:val="Heading2"/>
       </w:pPr>
       <w:r>
         <w:t>SEO Metadata</w:t>
@@ -146,7 +146,7 @@
     </w:p>
     <w:p>
       <w:pPr>
-        <w:pStyle w:val="Heading1"/>
+        <w:pStyle w:val="Heading2"/>
       </w:pPr>
       <w:r>
         <w:t>Why Buyers Look at the M8</w:t>
@@ -195,7 +195,7 @@
     </w:p>
     <w:p>
       <w:pPr>
-        <w:pStyle w:val="Heading1"/>
+        <w:pStyle w:val="Heading2"/>
       </w:pPr>
       <w:r>
         <w:t>The First Decision: Which Series</w:t>
@@ -208,7 +208,7 @@
     </w:p>
     <w:tbl>
       <w:tblPr>
-        <w:tblStyle w:val="TableGrid"/>
+        <w:tblStyle w:val="LightGrid-Accent1"/>
         <w:tblW w:type="auto" w:w="0"/>
         <w:tblLook w:firstColumn="1" w:firstRow="1" w:lastColumn="0" w:lastRow="0" w:noHBand="0" w:noVBand="1" w:val="04A0"/>
       </w:tblPr>
@@ -223,20 +223,9 @@
         <w:tc>
           <w:tcPr>
             <w:tcW w:type="dxa" w:w="1728"/>
-            <w:shd w:val="clear" w:fill="EAF0F6"/>
           </w:tcPr>
           <w:p>
             <w:r>
-              <w:rPr>
-                <w:b/>
-                <w:sz w:val="20"/>
-              </w:rPr>
-            </w:r>
-            <w:r>
-              <w:rPr>
-                <w:b/>
-                <w:sz w:val="20"/>
-              </w:rPr>
               <w:t>Series</w:t>
             </w:r>
           </w:p>
@@ -244,20 +233,9 @@
         <w:tc>
           <w:tcPr>
             <w:tcW w:type="dxa" w:w="1728"/>
-            <w:shd w:val="clear" w:fill="EAF0F6"/>
           </w:tcPr>
           <w:p>
             <w:r>
-              <w:rPr>
-                <w:b/>
-                <w:sz w:val="20"/>
-              </w:rPr>
-            </w:r>
-            <w:r>
-              <w:rPr>
-                <w:b/>
-                <w:sz w:val="20"/>
-              </w:rPr>
               <w:t>Length × Width × Height</w:t>
             </w:r>
           </w:p>
@@ -265,20 +243,9 @@
         <w:tc>
           <w:tcPr>
             <w:tcW w:type="dxa" w:w="1728"/>
-            <w:shd w:val="clear" w:fill="EAF0F6"/>
           </w:tcPr>
           <w:p>
             <w:r>
-              <w:rPr>
-                <w:b/>
-                <w:sz w:val="20"/>
-              </w:rPr>
-            </w:r>
-            <w:r>
-              <w:rPr>
-                <w:b/>
-                <w:sz w:val="20"/>
-              </w:rPr>
               <w:t>Wheelbase</w:t>
             </w:r>
           </w:p>
@@ -286,20 +253,9 @@
         <w:tc>
           <w:tcPr>
             <w:tcW w:type="dxa" w:w="1728"/>
-            <w:shd w:val="clear" w:fill="EAF0F6"/>
           </w:tcPr>
           <w:p>
             <w:r>
-              <w:rPr>
-                <w:b/>
-                <w:sz w:val="20"/>
-              </w:rPr>
-            </w:r>
-            <w:r>
-              <w:rPr>
-                <w:b/>
-                <w:sz w:val="20"/>
-              </w:rPr>
               <w:t>Engine</w:t>
             </w:r>
           </w:p>
@@ -307,20 +263,9 @@
         <w:tc>
           <w:tcPr>
             <w:tcW w:type="dxa" w:w="1728"/>
-            <w:shd w:val="clear" w:fill="EAF0F6"/>
           </w:tcPr>
           <w:p>
             <w:r>
-              <w:rPr>
-                <w:b/>
-                <w:sz w:val="20"/>
-              </w:rPr>
-            </w:r>
-            <w:r>
-              <w:rPr>
-                <w:b/>
-                <w:sz w:val="20"/>
-              </w:rPr>
               <w:t>Torque</w:t>
             </w:r>
           </w:p>
@@ -333,14 +278,6 @@
           </w:tcPr>
           <w:p>
             <w:r>
-              <w:rPr>
-                <w:sz w:val="20"/>
-              </w:rPr>
-            </w:r>
-            <w:r>
-              <w:rPr>
-                <w:sz w:val="20"/>
-              </w:rPr>
               <w:t>宗师 Grandmaster / 大师 Master</w:t>
             </w:r>
           </w:p>
@@ -351,14 +288,6 @@
           </w:tcPr>
           <w:p>
             <w:r>
-              <w:rPr>
-                <w:sz w:val="20"/>
-              </w:rPr>
-            </w:r>
-            <w:r>
-              <w:rPr>
-                <w:sz w:val="20"/>
-              </w:rPr>
               <w:t>5212 × 1893 × 1823 mm</w:t>
             </w:r>
           </w:p>
@@ -369,14 +298,6 @@
           </w:tcPr>
           <w:p>
             <w:r>
-              <w:rPr>
-                <w:sz w:val="20"/>
-              </w:rPr>
-            </w:r>
-            <w:r>
-              <w:rPr>
-                <w:sz w:val="20"/>
-              </w:rPr>
               <w:t>3070 mm</w:t>
             </w:r>
           </w:p>
@@ -387,14 +308,6 @@
           </w:tcPr>
           <w:p>
             <w:r>
-              <w:rPr>
-                <w:sz w:val="20"/>
-              </w:rPr>
-            </w:r>
-            <w:r>
-              <w:rPr>
-                <w:sz w:val="20"/>
-              </w:rPr>
               <w:t>2.0T, 185 kW (252 PS)</w:t>
             </w:r>
           </w:p>
@@ -406,13 +319,7 @@
           <w:p>
             <w:r>
               <w:rPr>
-                <w:sz w:val="20"/>
-              </w:rPr>
-            </w:r>
-            <w:r>
-              <w:rPr>
                 <w:b/>
-                <w:sz w:val="20"/>
               </w:rPr>
               <w:t>400 N·m</w:t>
             </w:r>
@@ -426,14 +333,6 @@
           </w:tcPr>
           <w:p>
             <w:r>
-              <w:rPr>
-                <w:sz w:val="20"/>
-              </w:rPr>
-            </w:r>
-            <w:r>
-              <w:rPr>
-                <w:sz w:val="20"/>
-              </w:rPr>
               <w:t>领秀 Lingxiu (390T)</w:t>
             </w:r>
           </w:p>
@@ -444,14 +343,6 @@
           </w:tcPr>
           <w:p>
             <w:r>
-              <w:rPr>
-                <w:sz w:val="20"/>
-              </w:rPr>
-            </w:r>
-            <w:r>
-              <w:rPr>
-                <w:sz w:val="20"/>
-              </w:rPr>
               <w:t>5089 × 1884 × 1822 mm</w:t>
             </w:r>
           </w:p>
@@ -462,14 +353,6 @@
           </w:tcPr>
           <w:p>
             <w:r>
-              <w:rPr>
-                <w:sz w:val="20"/>
-              </w:rPr>
-            </w:r>
-            <w:r>
-              <w:rPr>
-                <w:sz w:val="20"/>
-              </w:rPr>
               <w:t>3000 mm</w:t>
             </w:r>
           </w:p>
@@ -480,14 +363,6 @@
           </w:tcPr>
           <w:p>
             <w:r>
-              <w:rPr>
-                <w:sz w:val="20"/>
-              </w:rPr>
-            </w:r>
-            <w:r>
-              <w:rPr>
-                <w:sz w:val="20"/>
-              </w:rPr>
               <w:t>2.0T, 185 kW (252 PS)</w:t>
             </w:r>
           </w:p>
@@ -499,13 +374,7 @@
           <w:p>
             <w:r>
               <w:rPr>
-                <w:sz w:val="20"/>
-              </w:rPr>
-            </w:r>
-            <w:r>
-              <w:rPr>
                 <w:b/>
-                <w:sz w:val="20"/>
               </w:rPr>
               <w:t>390 N·m</w:t>
             </w:r>
@@ -513,6 +382,7 @@
         </w:tc>
       </w:tr>
     </w:tbl>
+    <w:p/>
     <w:p>
       <w:r>
         <w:t xml:space="preserve">Power output is identical at 185 kW, but the Grandmaster/Master calibration peaks at 400 N·m versus 390 N·m for the Lingxiu 390T — a small but real difference that should not be flattened into a single "M8 torque" figure. Grandmaster/Master dimensions and wheelbase are </w:t>
@@ -529,7 +399,7 @@
     </w:p>
     <w:p>
       <w:pPr>
-        <w:pStyle w:val="Heading1"/>
+        <w:pStyle w:val="Heading2"/>
       </w:pPr>
       <w:r>
         <w:t>Mechanical Specification (Petrol Versions)</w:t>
@@ -537,7 +407,7 @@
     </w:p>
     <w:tbl>
       <w:tblPr>
-        <w:tblStyle w:val="TableGrid"/>
+        <w:tblStyle w:val="LightGrid-Accent1"/>
         <w:tblW w:type="auto" w:w="0"/>
         <w:tblLook w:firstColumn="1" w:firstRow="1" w:lastColumn="0" w:lastRow="0" w:noHBand="0" w:noVBand="1" w:val="04A0"/>
       </w:tblPr>
@@ -549,20 +419,9 @@
         <w:tc>
           <w:tcPr>
             <w:tcW w:type="dxa" w:w="4320"/>
-            <w:shd w:val="clear" w:fill="EAF0F6"/>
           </w:tcPr>
           <w:p>
             <w:r>
-              <w:rPr>
-                <w:b/>
-                <w:sz w:val="20"/>
-              </w:rPr>
-            </w:r>
-            <w:r>
-              <w:rPr>
-                <w:b/>
-                <w:sz w:val="20"/>
-              </w:rPr>
               <w:t>Item</w:t>
             </w:r>
           </w:p>
@@ -570,20 +429,9 @@
         <w:tc>
           <w:tcPr>
             <w:tcW w:type="dxa" w:w="4320"/>
-            <w:shd w:val="clear" w:fill="EAF0F6"/>
           </w:tcPr>
           <w:p>
             <w:r>
-              <w:rPr>
-                <w:b/>
-                <w:sz w:val="20"/>
-              </w:rPr>
-            </w:r>
-            <w:r>
-              <w:rPr>
-                <w:b/>
-                <w:sz w:val="20"/>
-              </w:rPr>
               <w:t>Chinese-market reference value</w:t>
             </w:r>
           </w:p>
@@ -596,14 +444,6 @@
           </w:tcPr>
           <w:p>
             <w:r>
-              <w:rPr>
-                <w:sz w:val="20"/>
-              </w:rPr>
-            </w:r>
-            <w:r>
-              <w:rPr>
-                <w:sz w:val="20"/>
-              </w:rPr>
               <w:t>Engine</w:t>
             </w:r>
           </w:p>
@@ -614,14 +454,6 @@
           </w:tcPr>
           <w:p>
             <w:r>
-              <w:rPr>
-                <w:sz w:val="20"/>
-              </w:rPr>
-            </w:r>
-            <w:r>
-              <w:rPr>
-                <w:sz w:val="20"/>
-              </w:rPr>
               <w:t>2.0T turbo L4, 185 kW (252 PS); 400 N·m (Grandmaster) / 390 N·m (Lingxiu)</w:t>
             </w:r>
           </w:p>
@@ -634,14 +466,6 @@
           </w:tcPr>
           <w:p>
             <w:r>
-              <w:rPr>
-                <w:sz w:val="20"/>
-              </w:rPr>
-            </w:r>
-            <w:r>
-              <w:rPr>
-                <w:sz w:val="20"/>
-              </w:rPr>
               <w:t>Transmission</w:t>
             </w:r>
           </w:p>
@@ -652,14 +476,6 @@
           </w:tcPr>
           <w:p>
             <w:r>
-              <w:rPr>
-                <w:sz w:val="20"/>
-              </w:rPr>
-            </w:r>
-            <w:r>
-              <w:rPr>
-                <w:sz w:val="20"/>
-              </w:rPr>
               <w:t>8-speed automatic (8AT)</w:t>
             </w:r>
           </w:p>
@@ -672,14 +488,6 @@
           </w:tcPr>
           <w:p>
             <w:r>
-              <w:rPr>
-                <w:sz w:val="20"/>
-              </w:rPr>
-            </w:r>
-            <w:r>
-              <w:rPr>
-                <w:sz w:val="20"/>
-              </w:rPr>
               <w:t>Seating / doors</w:t>
             </w:r>
           </w:p>
@@ -690,14 +498,6 @@
           </w:tcPr>
           <w:p>
             <w:r>
-              <w:rPr>
-                <w:sz w:val="20"/>
-              </w:rPr>
-            </w:r>
-            <w:r>
-              <w:rPr>
-                <w:sz w:val="20"/>
-              </w:rPr>
               <w:t>5-door MPV, 7 seats across the range (a 4-seat care/旗舰 variant also exists)</w:t>
             </w:r>
           </w:p>
@@ -710,14 +510,6 @@
           </w:tcPr>
           <w:p>
             <w:r>
-              <w:rPr>
-                <w:sz w:val="20"/>
-              </w:rPr>
-            </w:r>
-            <w:r>
-              <w:rPr>
-                <w:sz w:val="20"/>
-              </w:rPr>
               <w:t>Suspension</w:t>
             </w:r>
           </w:p>
@@ -728,14 +520,6 @@
           </w:tcPr>
           <w:p>
             <w:r>
-              <w:rPr>
-                <w:sz w:val="20"/>
-              </w:rPr>
-            </w:r>
-            <w:r>
-              <w:rPr>
-                <w:sz w:val="20"/>
-              </w:rPr>
               <w:t>Front MacPherson / rear multi-link</w:t>
             </w:r>
           </w:p>
@@ -748,14 +532,6 @@
           </w:tcPr>
           <w:p>
             <w:r>
-              <w:rPr>
-                <w:sz w:val="20"/>
-              </w:rPr>
-            </w:r>
-            <w:r>
-              <w:rPr>
-                <w:sz w:val="20"/>
-              </w:rPr>
               <w:t>Curb weight</w:t>
             </w:r>
           </w:p>
@@ -766,14 +542,6 @@
           </w:tcPr>
           <w:p>
             <w:r>
-              <w:rPr>
-                <w:sz w:val="20"/>
-              </w:rPr>
-            </w:r>
-            <w:r>
-              <w:rPr>
-                <w:sz w:val="20"/>
-              </w:rPr>
               <w:t>~2060 kg (大师 尊贵版 reference, official)</w:t>
             </w:r>
           </w:p>
@@ -786,14 +554,6 @@
           </w:tcPr>
           <w:p>
             <w:r>
-              <w:rPr>
-                <w:sz w:val="20"/>
-              </w:rPr>
-            </w:r>
-            <w:r>
-              <w:rPr>
-                <w:sz w:val="20"/>
-              </w:rPr>
               <w:t>Top speed</w:t>
             </w:r>
           </w:p>
@@ -804,14 +564,6 @@
           </w:tcPr>
           <w:p>
             <w:r>
-              <w:rPr>
-                <w:sz w:val="20"/>
-              </w:rPr>
-            </w:r>
-            <w:r>
-              <w:rPr>
-                <w:sz w:val="20"/>
-              </w:rPr>
               <w:t>200 km/h</w:t>
             </w:r>
           </w:p>
@@ -824,14 +576,6 @@
           </w:tcPr>
           <w:p>
             <w:r>
-              <w:rPr>
-                <w:sz w:val="20"/>
-              </w:rPr>
-            </w:r>
-            <w:r>
-              <w:rPr>
-                <w:sz w:val="20"/>
-              </w:rPr>
               <w:t>WLTC fuel use</w:t>
             </w:r>
           </w:p>
@@ -842,23 +586,16 @@
           </w:tcPr>
           <w:p>
             <w:r>
-              <w:rPr>
-                <w:sz w:val="20"/>
-              </w:rPr>
-            </w:r>
-            <w:r>
-              <w:rPr>
-                <w:sz w:val="20"/>
-              </w:rPr>
               <w:t>8.85 L/100 km (Lingxiu 390T 豪华版, database figure)</w:t>
             </w:r>
           </w:p>
         </w:tc>
       </w:tr>
     </w:tbl>
+    <w:p/>
     <w:p>
       <w:pPr>
-        <w:pStyle w:val="Heading1"/>
+        <w:pStyle w:val="Heading2"/>
       </w:pPr>
       <w:r>
         <w:t>Seating and Interior — The Core of an MPV Purchase</w:t>
@@ -927,7 +664,7 @@
     </w:p>
     <w:p>
       <w:pPr>
-        <w:pStyle w:val="Heading1"/>
+        <w:pStyle w:val="Heading2"/>
       </w:pPr>
       <w:r>
         <w:t>China vs Export Build — Verification Points</w:t>
@@ -1002,7 +739,7 @@
     </w:p>
     <w:p>
       <w:pPr>
-        <w:pStyle w:val="Heading1"/>
+        <w:pStyle w:val="Heading2"/>
       </w:pPr>
       <w:r>
         <w:t>What AutoBridge Adds Beyond the Brochure</w:t>
@@ -1042,10 +779,18 @@
     </w:p>
     <w:p>
       <w:pPr>
-        <w:pStyle w:val="Heading1"/>
+        <w:pStyle w:val="Heading2"/>
       </w:pPr>
       <w:r>
         <w:t>Pre-Payment Checklist</w:t>
+      </w:r>
+    </w:p>
+    <w:p>
+      <w:pPr>
+        <w:pStyle w:val="ListBullet"/>
+      </w:pPr>
+      <w:r>
+        <w:t>Seating defines this MPV, but drive configuration still matters for registration — read the driven axle off the homologation certificate rather than assuming a layout from the business-MPV class.</w:t>
       </w:r>
     </w:p>
     <w:p>
@@ -1090,7 +835,7 @@
     </w:p>
     <w:p>
       <w:pPr>
-        <w:pStyle w:val="Heading1"/>
+        <w:pStyle w:val="Heading2"/>
       </w:pPr>
       <w:r>
         <w:t>Request a Current Export Quotation</w:t>
@@ -1121,7 +866,7 @@
     </w:p>
     <w:p>
       <w:pPr>
-        <w:pStyle w:val="Heading1"/>
+        <w:pStyle w:val="Heading2"/>
       </w:pPr>
       <w:r>
         <w:t>Buyer FAQ</w:t>
@@ -1184,7 +929,255 @@
     </w:p>
     <w:p>
       <w:pPr>
-        <w:pStyle w:val="Heading1"/>
+        <w:pStyle w:val="Heading2"/>
+      </w:pPr>
+      <w:r>
+        <w:t>Image Record</w:t>
+      </w:r>
+    </w:p>
+    <w:p>
+      <w:pPr>
+        <w:pStyle w:val="ListBullet"/>
+      </w:pPr>
+      <w:r>
+        <w:t>IMAGE_ASSET_PATH: none secured in repository</w:t>
+      </w:r>
+    </w:p>
+    <w:p>
+      <w:pPr>
+        <w:pStyle w:val="ListBullet"/>
+      </w:pPr>
+      <w:r>
+        <w:t>ORIGINAL_IMAGE_URL: not captured</w:t>
+      </w:r>
+    </w:p>
+    <w:p>
+      <w:pPr>
+        <w:pStyle w:val="ListBullet"/>
+      </w:pPr>
+      <w:r>
+        <w:t>SOURCE_PAGE: not captured</w:t>
+      </w:r>
+    </w:p>
+    <w:p>
+      <w:pPr>
+        <w:pStyle w:val="ListBullet"/>
+      </w:pPr>
+      <w:r>
+        <w:t>RIGHTS_HOLDER: unconfirmed</w:t>
+      </w:r>
+    </w:p>
+    <w:p>
+      <w:pPr>
+        <w:pStyle w:val="ListBullet"/>
+      </w:pPr>
+      <w:r>
+        <w:t>LICENSE: none secured — no third-party image may be published until rights are cleared</w:t>
+      </w:r>
+    </w:p>
+    <w:p>
+      <w:pPr>
+        <w:pStyle w:val="ListBullet"/>
+      </w:pPr>
+      <w:r>
+        <w:t>CHECKED_DATE: 2026-09-05</w:t>
+      </w:r>
+    </w:p>
+    <w:p>
+      <w:pPr>
+        <w:pStyle w:val="ListBullet"/>
+      </w:pPr>
+      <w:r>
+        <w:t>MODEL_TOPIC_MATCH: must match the exact model/version (or the guide topic) and reference market above</w:t>
+      </w:r>
+    </w:p>
+    <w:p>
+      <w:pPr>
+        <w:pStyle w:val="ListBullet"/>
+      </w:pPr>
+      <w:r>
+        <w:t>IMAGE_RIGHTS_STATUS: FAIL (no licensed asset captured; a placeholder or “retain old image” note is not accepted)</w:t>
+      </w:r>
+    </w:p>
+    <w:p>
+      <w:pPr>
+        <w:pStyle w:val="ListBullet"/>
+      </w:pPr>
+      <w:r>
+        <w:t>ALT by language:</w:t>
+      </w:r>
+    </w:p>
+    <w:p>
+      <w:pPr>
+        <w:pStyle w:val="ListBullet"/>
+      </w:pPr>
+      <w:r>
+        <w:rPr>
+          <w:b/>
+        </w:rPr>
+        <w:t>EN</w:t>
+      </w:r>
+      <w:r>
+        <w:t>: AutoBridge export-buyer reference — GAC Trumpchi M8, petrol/diesel Chinese-market vehicle / MPV</w:t>
+      </w:r>
+    </w:p>
+    <w:p>
+      <w:pPr>
+        <w:pStyle w:val="ListBullet"/>
+      </w:pPr>
+      <w:r>
+        <w:rPr>
+          <w:b/>
+        </w:rPr>
+        <w:t>FR</w:t>
+      </w:r>
+      <w:r>
+        <w:t>: Référence AutoBridge pour acheteurs export — GAC Trumpchi M8, véhicule thermique (marché chinois) / MPV</w:t>
+      </w:r>
+    </w:p>
+    <w:p>
+      <w:pPr>
+        <w:pStyle w:val="ListBullet"/>
+      </w:pPr>
+      <w:r>
+        <w:rPr>
+          <w:b/>
+        </w:rPr>
+        <w:t>DE</w:t>
+      </w:r>
+      <w:r>
+        <w:t>: AutoBridge-Referenz für Exportkäufer — GAC Trumpchi M8, Verbrenner (chinesischer Markt) / Van (MPV)</w:t>
+      </w:r>
+    </w:p>
+    <w:p>
+      <w:pPr>
+        <w:pStyle w:val="ListBullet"/>
+      </w:pPr>
+      <w:r>
+        <w:rPr>
+          <w:b/>
+        </w:rPr>
+        <w:t>ES</w:t>
+      </w:r>
+      <w:r>
+        <w:t>: Referencia AutoBridge para compradores de exportación — GAC Trumpchi M8, vehículo de combustión (mercado chino) / monovolumen</w:t>
+      </w:r>
+    </w:p>
+    <w:p>
+      <w:pPr>
+        <w:pStyle w:val="ListBullet"/>
+      </w:pPr>
+      <w:r>
+        <w:rPr>
+          <w:b/>
+        </w:rPr>
+        <w:t>PT</w:t>
+      </w:r>
+      <w:r>
+        <w:t>: Referência AutoBridge para compradores de exportação — GAC Trumpchi M8, veículo a combustão (mercado chinês) / minivan</w:t>
+      </w:r>
+    </w:p>
+    <w:p>
+      <w:pPr>
+        <w:pStyle w:val="ListBullet"/>
+      </w:pPr>
+      <w:r>
+        <w:rPr>
+          <w:b/>
+        </w:rPr>
+        <w:t>JA</w:t>
+      </w:r>
+      <w:r>
+        <w:t>: AutoBridge 輸出バイヤー向けリファレンス｜GAC Trumpchi M8, 中国市場仕様 内燃機関車 / MPV</w:t>
+      </w:r>
+    </w:p>
+    <w:p>
+      <w:pPr>
+        <w:pStyle w:val="ListBullet"/>
+      </w:pPr>
+      <w:r>
+        <w:rPr>
+          <w:b/>
+        </w:rPr>
+        <w:t>KO</w:t>
+      </w:r>
+      <w:r>
+        <w:t>: AutoBridge 수출 바이어 참고 자료｜GAC Trumpchi M8, 중국 시장 내연기관 차량 / MPV</w:t>
+      </w:r>
+    </w:p>
+    <w:p>
+      <w:pPr>
+        <w:pStyle w:val="ListBullet"/>
+      </w:pPr>
+      <w:r>
+        <w:rPr>
+          <w:b/>
+        </w:rPr>
+        <w:t>VI</w:t>
+      </w:r>
+      <w:r>
+        <w:t>: Tài liệu tham khảo AutoBridge cho người mua xuất khẩu — GAC Trumpchi M8, xe động cơ đốt trong (thị trường Trung Quốc) / MPV</w:t>
+      </w:r>
+    </w:p>
+    <w:p>
+      <w:pPr>
+        <w:pStyle w:val="ListBullet"/>
+      </w:pPr>
+      <w:r>
+        <w:rPr>
+          <w:b/>
+        </w:rPr>
+        <w:t>TH</w:t>
+      </w:r>
+      <w:r>
+        <w:t>: เอกสารอ้างอิง AutoBridge สำหรับผู้ซื้อเพื่อการส่งออก — GAC Trumpchi M8, รถเครื่องยนต์สันดาป (ตลาดจีน) / รถ MPV</w:t>
+      </w:r>
+    </w:p>
+    <w:p>
+      <w:pPr>
+        <w:pStyle w:val="ListBullet"/>
+      </w:pPr>
+      <w:r>
+        <w:rPr>
+          <w:b/>
+        </w:rPr>
+        <w:t>ID</w:t>
+      </w:r>
+      <w:r>
+        <w:t>: Referensi AutoBridge untuk pembeli ekspor — GAC Trumpchi M8, kendaraan mesin pembakaran (pasar Tiongkok) / MPV</w:t>
+      </w:r>
+    </w:p>
+    <w:p>
+      <w:pPr>
+        <w:pStyle w:val="ListBullet"/>
+      </w:pPr>
+      <w:r>
+        <w:rPr>
+          <w:b/>
+        </w:rPr>
+        <w:t>AR</w:t>
+      </w:r>
+      <w:r>
+        <w:t>: مرجع AutoBridge لمشتري التصدير — GAC Trumpchi M8, مركبة بمحرك احتراق (سوق الصين) / سيارة عائلية</w:t>
+      </w:r>
+    </w:p>
+    <w:p>
+      <w:pPr>
+        <w:pStyle w:val="ListBullet"/>
+      </w:pPr>
+      <w:r>
+        <w:rPr>
+          <w:b/>
+        </w:rPr>
+        <w:t>ZH</w:t>
+      </w:r>
+      <w:r>
+        <w:t>: AutoBridge 出口采购参考｜GAC Trumpchi M8, 中国市场燃油车 / MPV</w:t>
+      </w:r>
+    </w:p>
+    <w:p>
+      <w:pPr>
+        <w:pStyle w:val="Heading2"/>
       </w:pPr>
       <w:r>
         <w:t>Sources &amp; Verification</w:t>
@@ -1192,7 +1185,7 @@
     </w:p>
     <w:tbl>
       <w:tblPr>
-        <w:tblStyle w:val="TableGrid"/>
+        <w:tblStyle w:val="LightGrid-Accent1"/>
         <w:tblW w:type="auto" w:w="0"/>
         <w:tblLook w:firstColumn="1" w:firstRow="1" w:lastColumn="0" w:lastRow="0" w:noHBand="0" w:noVBand="1" w:val="04A0"/>
       </w:tblPr>
@@ -1209,20 +1202,9 @@
         <w:tc>
           <w:tcPr>
             <w:tcW w:type="dxa" w:w="1234"/>
-            <w:shd w:val="clear" w:fill="EAF0F6"/>
           </w:tcPr>
           <w:p>
             <w:r>
-              <w:rPr>
-                <w:b/>
-                <w:sz w:val="20"/>
-              </w:rPr>
-            </w:r>
-            <w:r>
-              <w:rPr>
-                <w:b/>
-                <w:sz w:val="20"/>
-              </w:rPr>
               <w:t>Source title</w:t>
             </w:r>
           </w:p>
@@ -1230,20 +1212,9 @@
         <w:tc>
           <w:tcPr>
             <w:tcW w:type="dxa" w:w="1234"/>
-            <w:shd w:val="clear" w:fill="EAF0F6"/>
           </w:tcPr>
           <w:p>
             <w:r>
-              <w:rPr>
-                <w:b/>
-                <w:sz w:val="20"/>
-              </w:rPr>
-            </w:r>
-            <w:r>
-              <w:rPr>
-                <w:b/>
-                <w:sz w:val="20"/>
-              </w:rPr>
               <w:t>Organization</w:t>
             </w:r>
           </w:p>
@@ -1251,20 +1222,9 @@
         <w:tc>
           <w:tcPr>
             <w:tcW w:type="dxa" w:w="1234"/>
-            <w:shd w:val="clear" w:fill="EAF0F6"/>
           </w:tcPr>
           <w:p>
             <w:r>
-              <w:rPr>
-                <w:b/>
-                <w:sz w:val="20"/>
-              </w:rPr>
-            </w:r>
-            <w:r>
-              <w:rPr>
-                <w:b/>
-                <w:sz w:val="20"/>
-              </w:rPr>
               <w:t>Market</w:t>
             </w:r>
           </w:p>
@@ -1272,20 +1232,9 @@
         <w:tc>
           <w:tcPr>
             <w:tcW w:type="dxa" w:w="1234"/>
-            <w:shd w:val="clear" w:fill="EAF0F6"/>
           </w:tcPr>
           <w:p>
             <w:r>
-              <w:rPr>
-                <w:b/>
-                <w:sz w:val="20"/>
-              </w:rPr>
-            </w:r>
-            <w:r>
-              <w:rPr>
-                <w:b/>
-                <w:sz w:val="20"/>
-              </w:rPr>
               <w:t>URL</w:t>
             </w:r>
           </w:p>
@@ -1293,20 +1242,9 @@
         <w:tc>
           <w:tcPr>
             <w:tcW w:type="dxa" w:w="1234"/>
-            <w:shd w:val="clear" w:fill="EAF0F6"/>
           </w:tcPr>
           <w:p>
             <w:r>
-              <w:rPr>
-                <w:b/>
-                <w:sz w:val="20"/>
-              </w:rPr>
-            </w:r>
-            <w:r>
-              <w:rPr>
-                <w:b/>
-                <w:sz w:val="20"/>
-              </w:rPr>
               <w:t>Checked</w:t>
             </w:r>
           </w:p>
@@ -1314,20 +1252,9 @@
         <w:tc>
           <w:tcPr>
             <w:tcW w:type="dxa" w:w="1234"/>
-            <w:shd w:val="clear" w:fill="EAF0F6"/>
           </w:tcPr>
           <w:p>
             <w:r>
-              <w:rPr>
-                <w:b/>
-                <w:sz w:val="20"/>
-              </w:rPr>
-            </w:r>
-            <w:r>
-              <w:rPr>
-                <w:b/>
-                <w:sz w:val="20"/>
-              </w:rPr>
               <w:t>Confidence</w:t>
             </w:r>
           </w:p>
@@ -1335,20 +1262,9 @@
         <w:tc>
           <w:tcPr>
             <w:tcW w:type="dxa" w:w="1234"/>
-            <w:shd w:val="clear" w:fill="EAF0F6"/>
           </w:tcPr>
           <w:p>
             <w:r>
-              <w:rPr>
-                <w:b/>
-                <w:sz w:val="20"/>
-              </w:rPr>
-            </w:r>
-            <w:r>
-              <w:rPr>
-                <w:b/>
-                <w:sz w:val="20"/>
-              </w:rPr>
               <w:t>Supported facts</w:t>
             </w:r>
           </w:p>
@@ -1361,14 +1277,6 @@
           </w:tcPr>
           <w:p>
             <w:r>
-              <w:rPr>
-                <w:sz w:val="20"/>
-              </w:rPr>
-            </w:r>
-            <w:r>
-              <w:rPr>
-                <w:sz w:val="20"/>
-              </w:rPr>
               <w:t>M8 大师 尊贵版 official</w:t>
             </w:r>
           </w:p>
@@ -1379,14 +1287,6 @@
           </w:tcPr>
           <w:p>
             <w:r>
-              <w:rPr>
-                <w:sz w:val="20"/>
-              </w:rPr>
-            </w:r>
-            <w:r>
-              <w:rPr>
-                <w:sz w:val="20"/>
-              </w:rPr>
               <w:t>GAC Trumpchi (official)</w:t>
             </w:r>
           </w:p>
@@ -1397,14 +1297,6 @@
           </w:tcPr>
           <w:p>
             <w:r>
-              <w:rPr>
-                <w:sz w:val="20"/>
-              </w:rPr>
-            </w:r>
-            <w:r>
-              <w:rPr>
-                <w:sz w:val="20"/>
-              </w:rPr>
               <w:t>CN</w:t>
             </w:r>
           </w:p>
@@ -1415,14 +1307,6 @@
           </w:tcPr>
           <w:p>
             <w:r>
-              <w:rPr>
-                <w:sz w:val="20"/>
-              </w:rPr>
-            </w:r>
-            <w:r>
-              <w:rPr>
-                <w:sz w:val="20"/>
-              </w:rPr>
               <w:t>https://www.gacmotor.com/m8xds_new/empow01.html</w:t>
             </w:r>
           </w:p>
@@ -1433,14 +1317,6 @@
           </w:tcPr>
           <w:p>
             <w:r>
-              <w:rPr>
-                <w:sz w:val="20"/>
-              </w:rPr>
-            </w:r>
-            <w:r>
-              <w:rPr>
-                <w:sz w:val="20"/>
-              </w:rPr>
               <w:t>2026-09-02</w:t>
             </w:r>
           </w:p>
@@ -1451,14 +1327,6 @@
           </w:tcPr>
           <w:p>
             <w:r>
-              <w:rPr>
-                <w:sz w:val="20"/>
-              </w:rPr>
-            </w:r>
-            <w:r>
-              <w:rPr>
-                <w:sz w:val="20"/>
-              </w:rPr>
               <w:t>VERIFIED</w:t>
             </w:r>
           </w:p>
@@ -1469,14 +1337,6 @@
           </w:tcPr>
           <w:p>
             <w:r>
-              <w:rPr>
-                <w:sz w:val="20"/>
-              </w:rPr>
-            </w:r>
-            <w:r>
-              <w:rPr>
-                <w:sz w:val="20"/>
-              </w:rPr>
               <w:t>5212 mm body, 3070 mm WB, 2060 kg, 2.0TGDI</w:t>
             </w:r>
           </w:p>
@@ -1489,14 +1349,6 @@
           </w:tcPr>
           <w:p>
             <w:r>
-              <w:rPr>
-                <w:sz w:val="20"/>
-              </w:rPr>
-            </w:r>
-            <w:r>
-              <w:rPr>
-                <w:sz w:val="20"/>
-              </w:rPr>
               <w:t>GAC M8 overseas configuration</w:t>
             </w:r>
           </w:p>
@@ -1507,14 +1359,6 @@
           </w:tcPr>
           <w:p>
             <w:r>
-              <w:rPr>
-                <w:sz w:val="20"/>
-              </w:rPr>
-            </w:r>
-            <w:r>
-              <w:rPr>
-                <w:sz w:val="20"/>
-              </w:rPr>
               <w:t>GAC Group (official)</w:t>
             </w:r>
           </w:p>
@@ -1525,14 +1369,6 @@
           </w:tcPr>
           <w:p>
             <w:r>
-              <w:rPr>
-                <w:sz w:val="20"/>
-              </w:rPr>
-            </w:r>
-            <w:r>
-              <w:rPr>
-                <w:sz w:val="20"/>
-              </w:rPr>
               <w:t>CN/Export</w:t>
             </w:r>
           </w:p>
@@ -1543,14 +1379,6 @@
           </w:tcPr>
           <w:p>
             <w:r>
-              <w:rPr>
-                <w:sz w:val="20"/>
-              </w:rPr>
-            </w:r>
-            <w:r>
-              <w:rPr>
-                <w:sz w:val="20"/>
-              </w:rPr>
               <w:t>https://www.gacgroup.com/en-kw/configuration/gac-m8/2024</w:t>
             </w:r>
           </w:p>
@@ -1561,14 +1389,6 @@
           </w:tcPr>
           <w:p>
             <w:r>
-              <w:rPr>
-                <w:sz w:val="20"/>
-              </w:rPr>
-            </w:r>
-            <w:r>
-              <w:rPr>
-                <w:sz w:val="20"/>
-              </w:rPr>
               <w:t>2026-09-02</w:t>
             </w:r>
           </w:p>
@@ -1579,14 +1399,6 @@
           </w:tcPr>
           <w:p>
             <w:r>
-              <w:rPr>
-                <w:sz w:val="20"/>
-              </w:rPr>
-            </w:r>
-            <w:r>
-              <w:rPr>
-                <w:sz w:val="20"/>
-              </w:rPr>
               <w:t>VERIFIED</w:t>
             </w:r>
           </w:p>
@@ -1597,14 +1409,6 @@
           </w:tcPr>
           <w:p>
             <w:r>
-              <w:rPr>
-                <w:sz w:val="20"/>
-              </w:rPr>
-            </w:r>
-            <w:r>
-              <w:rPr>
-                <w:sz w:val="20"/>
-              </w:rPr>
               <w:t>185 kW/252 PS, 7 seats, suspension</w:t>
             </w:r>
           </w:p>
@@ -1617,14 +1421,6 @@
           </w:tcPr>
           <w:p>
             <w:r>
-              <w:rPr>
-                <w:sz w:val="20"/>
-              </w:rPr>
-            </w:r>
-            <w:r>
-              <w:rPr>
-                <w:sz w:val="20"/>
-              </w:rPr>
               <w:t>2024 M8 宗师 petrol official</w:t>
             </w:r>
           </w:p>
@@ -1635,14 +1431,6 @@
           </w:tcPr>
           <w:p>
             <w:r>
-              <w:rPr>
-                <w:sz w:val="20"/>
-              </w:rPr>
-            </w:r>
-            <w:r>
-              <w:rPr>
-                <w:sz w:val="20"/>
-              </w:rPr>
               <w:t>GAC Trumpchi (official)</w:t>
             </w:r>
           </w:p>
@@ -1653,14 +1441,6 @@
           </w:tcPr>
           <w:p>
             <w:r>
-              <w:rPr>
-                <w:sz w:val="20"/>
-              </w:rPr>
-            </w:r>
-            <w:r>
-              <w:rPr>
-                <w:sz w:val="20"/>
-              </w:rPr>
               <w:t>CN</w:t>
             </w:r>
           </w:p>
@@ -1671,14 +1451,6 @@
           </w:tcPr>
           <w:p>
             <w:r>
-              <w:rPr>
-                <w:sz w:val="20"/>
-              </w:rPr>
-            </w:r>
-            <w:r>
-              <w:rPr>
-                <w:sz w:val="20"/>
-              </w:rPr>
               <w:t>https://www.gacmotor.com/2024m8zs_new/</w:t>
             </w:r>
           </w:p>
@@ -1689,14 +1461,6 @@
           </w:tcPr>
           <w:p>
             <w:r>
-              <w:rPr>
-                <w:sz w:val="20"/>
-              </w:rPr>
-            </w:r>
-            <w:r>
-              <w:rPr>
-                <w:sz w:val="20"/>
-              </w:rPr>
               <w:t>2026-09-02</w:t>
             </w:r>
           </w:p>
@@ -1707,14 +1471,6 @@
           </w:tcPr>
           <w:p>
             <w:r>
-              <w:rPr>
-                <w:sz w:val="20"/>
-              </w:rPr>
-            </w:r>
-            <w:r>
-              <w:rPr>
-                <w:sz w:val="20"/>
-              </w:rPr>
               <w:t>VERIFIED</w:t>
             </w:r>
           </w:p>
@@ -1725,14 +1481,6 @@
           </w:tcPr>
           <w:p>
             <w:r>
-              <w:rPr>
-                <w:sz w:val="20"/>
-              </w:rPr>
-            </w:r>
-            <w:r>
-              <w:rPr>
-                <w:sz w:val="20"/>
-              </w:rPr>
               <w:t>2.0TGDI + 8AT, 400 N·m, domestic price</w:t>
             </w:r>
           </w:p>
@@ -1745,14 +1493,6 @@
           </w:tcPr>
           <w:p>
             <w:r>
-              <w:rPr>
-                <w:sz w:val="20"/>
-              </w:rPr>
-            </w:r>
-            <w:r>
-              <w:rPr>
-                <w:sz w:val="20"/>
-              </w:rPr>
               <w:t>Lingxiu 390T config</w:t>
             </w:r>
           </w:p>
@@ -1763,14 +1503,6 @@
           </w:tcPr>
           <w:p>
             <w:r>
-              <w:rPr>
-                <w:sz w:val="20"/>
-              </w:rPr>
-            </w:r>
-            <w:r>
-              <w:rPr>
-                <w:sz w:val="20"/>
-              </w:rPr>
               <w:t>Autohome (汽车之家)</w:t>
             </w:r>
           </w:p>
@@ -1781,14 +1513,6 @@
           </w:tcPr>
           <w:p>
             <w:r>
-              <w:rPr>
-                <w:sz w:val="20"/>
-              </w:rPr>
-            </w:r>
-            <w:r>
-              <w:rPr>
-                <w:sz w:val="20"/>
-              </w:rPr>
               <w:t>CN</w:t>
             </w:r>
           </w:p>
@@ -1799,14 +1523,6 @@
           </w:tcPr>
           <w:p>
             <w:r>
-              <w:rPr>
-                <w:sz w:val="20"/>
-              </w:rPr>
-            </w:r>
-            <w:r>
-              <w:rPr>
-                <w:sz w:val="20"/>
-              </w:rPr>
               <w:t>https://dealer.autohome.com.cn/2133191/spec_68518.html</w:t>
             </w:r>
           </w:p>
@@ -1817,14 +1533,6 @@
           </w:tcPr>
           <w:p>
             <w:r>
-              <w:rPr>
-                <w:sz w:val="20"/>
-              </w:rPr>
-            </w:r>
-            <w:r>
-              <w:rPr>
-                <w:sz w:val="20"/>
-              </w:rPr>
               <w:t>2026-09-02</w:t>
             </w:r>
           </w:p>
@@ -1835,14 +1543,6 @@
           </w:tcPr>
           <w:p>
             <w:r>
-              <w:rPr>
-                <w:sz w:val="20"/>
-              </w:rPr>
-            </w:r>
-            <w:r>
-              <w:rPr>
-                <w:sz w:val="20"/>
-              </w:rPr>
               <w:t>CROSS_CHECKED</w:t>
             </w:r>
           </w:p>
@@ -1853,14 +1553,6 @@
           </w:tcPr>
           <w:p>
             <w:r>
-              <w:rPr>
-                <w:sz w:val="20"/>
-              </w:rPr>
-            </w:r>
-            <w:r>
-              <w:rPr>
-                <w:sz w:val="20"/>
-              </w:rPr>
               <w:t>5089 mm body, 3000 mm WB, 390 N·m, WLTC 8.85</w:t>
             </w:r>
           </w:p>
@@ -1873,14 +1565,6 @@
           </w:tcPr>
           <w:p>
             <w:r>
-              <w:rPr>
-                <w:sz w:val="20"/>
-              </w:rPr>
-            </w:r>
-            <w:r>
-              <w:rPr>
-                <w:sz w:val="20"/>
-              </w:rPr>
               <w:t>M8 parameters</w:t>
             </w:r>
           </w:p>
@@ -1891,14 +1575,6 @@
           </w:tcPr>
           <w:p>
             <w:r>
-              <w:rPr>
-                <w:sz w:val="20"/>
-              </w:rPr>
-            </w:r>
-            <w:r>
-              <w:rPr>
-                <w:sz w:val="20"/>
-              </w:rPr>
               <w:t>PCauto (太平洋汽车)</w:t>
             </w:r>
           </w:p>
@@ -1909,14 +1585,6 @@
           </w:tcPr>
           <w:p>
             <w:r>
-              <w:rPr>
-                <w:sz w:val="20"/>
-              </w:rPr>
-            </w:r>
-            <w:r>
-              <w:rPr>
-                <w:sz w:val="20"/>
-              </w:rPr>
               <w:t>CN</w:t>
             </w:r>
           </w:p>
@@ -1927,14 +1595,6 @@
           </w:tcPr>
           <w:p>
             <w:r>
-              <w:rPr>
-                <w:sz w:val="20"/>
-              </w:rPr>
-            </w:r>
-            <w:r>
-              <w:rPr>
-                <w:sz w:val="20"/>
-              </w:rPr>
               <w:t>https://price.pcauto.com.cn/m128883/config.html</w:t>
             </w:r>
           </w:p>
@@ -1945,14 +1605,6 @@
           </w:tcPr>
           <w:p>
             <w:r>
-              <w:rPr>
-                <w:sz w:val="20"/>
-              </w:rPr>
-            </w:r>
-            <w:r>
-              <w:rPr>
-                <w:sz w:val="20"/>
-              </w:rPr>
               <w:t>2026-09-02</w:t>
             </w:r>
           </w:p>
@@ -1963,14 +1615,6 @@
           </w:tcPr>
           <w:p>
             <w:r>
-              <w:rPr>
-                <w:sz w:val="20"/>
-              </w:rPr>
-            </w:r>
-            <w:r>
-              <w:rPr>
-                <w:sz w:val="20"/>
-              </w:rPr>
               <w:t>CROSS_CHECKED</w:t>
             </w:r>
           </w:p>
@@ -1981,14 +1625,6 @@
           </w:tcPr>
           <w:p>
             <w:r>
-              <w:rPr>
-                <w:sz w:val="20"/>
-              </w:rPr>
-            </w:r>
-            <w:r>
-              <w:rPr>
-                <w:sz w:val="20"/>
-              </w:rPr>
               <w:t>Wheelbase split, series mapping</w:t>
             </w:r>
           </w:p>
@@ -2001,14 +1637,6 @@
           </w:tcPr>
           <w:p>
             <w:r>
-              <w:rPr>
-                <w:sz w:val="20"/>
-              </w:rPr>
-            </w:r>
-            <w:r>
-              <w:rPr>
-                <w:sz w:val="20"/>
-              </w:rPr>
               <w:t>Lingxiu config</w:t>
             </w:r>
           </w:p>
@@ -2019,14 +1647,6 @@
           </w:tcPr>
           <w:p>
             <w:r>
-              <w:rPr>
-                <w:sz w:val="20"/>
-              </w:rPr>
-            </w:r>
-            <w:r>
-              <w:rPr>
-                <w:sz w:val="20"/>
-              </w:rPr>
               <w:t>Yiche (易车)</w:t>
             </w:r>
           </w:p>
@@ -2037,14 +1657,6 @@
           </w:tcPr>
           <w:p>
             <w:r>
-              <w:rPr>
-                <w:sz w:val="20"/>
-              </w:rPr>
-            </w:r>
-            <w:r>
-              <w:rPr>
-                <w:sz w:val="20"/>
-              </w:rPr>
               <w:t>CN</w:t>
             </w:r>
           </w:p>
@@ -2055,14 +1667,6 @@
           </w:tcPr>
           <w:p>
             <w:r>
-              <w:rPr>
-                <w:sz w:val="20"/>
-              </w:rPr>
-            </w:r>
-            <w:r>
-              <w:rPr>
-                <w:sz w:val="20"/>
-              </w:rPr>
               <w:t>https://car.yiche.com/chuanqigm8/m173683/peizhi/</w:t>
             </w:r>
           </w:p>
@@ -2073,14 +1677,6 @@
           </w:tcPr>
           <w:p>
             <w:r>
-              <w:rPr>
-                <w:sz w:val="20"/>
-              </w:rPr>
-            </w:r>
-            <w:r>
-              <w:rPr>
-                <w:sz w:val="20"/>
-              </w:rPr>
               <w:t>2026-09-02</w:t>
             </w:r>
           </w:p>
@@ -2091,14 +1687,6 @@
           </w:tcPr>
           <w:p>
             <w:r>
-              <w:rPr>
-                <w:sz w:val="20"/>
-              </w:rPr>
-            </w:r>
-            <w:r>
-              <w:rPr>
-                <w:sz w:val="20"/>
-              </w:rPr>
               <w:t>CROSS_CHECKED</w:t>
             </w:r>
           </w:p>
@@ -2109,31 +1697,21 @@
           </w:tcPr>
           <w:p>
             <w:r>
-              <w:rPr>
-                <w:sz w:val="20"/>
-              </w:rPr>
-            </w:r>
-            <w:r>
-              <w:rPr>
-                <w:sz w:val="20"/>
-              </w:rPr>
               <w:t>Lingxiu dimensions, domestic price</w:t>
             </w:r>
           </w:p>
         </w:tc>
       </w:tr>
     </w:tbl>
+    <w:p/>
     <w:p>
       <w:r>
-        <w:rPr>
-          <w:i/>
-        </w:rPr>
-        <w:t>Confidence note (AutoBridge standard): Grandmaster/Master core specs are VERIFIED on GAC's own pages (manufacturer official); Lingxiu values are CROSS_CHECKED across independent databases. The 400 vs 390 N·m calibration is intentionally kept separate by series; hybrid (双擎) specs are not asserted.</w:t>
+        <w:t>*Confidence note (AutoBridge standard): Grandmaster/Master core specs are VERIFIED on GAC's own pages (manufacturer official); Lingxiu values are CROSS_CHECKED across independent databases. The 400 vs 390 N·m calibration is intentionally kept separate by series; hybrid (双擎) specs are not asserted.*</w:t>
       </w:r>
     </w:p>
     <w:p>
       <w:pPr>
-        <w:pStyle w:val="Heading1"/>
+        <w:pStyle w:val="Heading2"/>
       </w:pPr>
       <w:r>
         <w:t>Editorial Review</w:t>
@@ -2225,6 +1803,11 @@
       </w:r>
       <w:r>
         <w:t>: EDITORIAL_QA_PASS=PASS · FACT_SOURCE_PASS=PASS · SEO_PASS=PASS (evergreen URL) · CODEX_REVIEW_PASS=PENDING (independent Codex review) · PUBLISH_APPROVED=FALSE until Codex sign-off</w:t>
+      </w:r>
+    </w:p>
+    <w:p>
+      <w:r>
+        <w:t>#AutoBridge #VehicleExport #GACTrumpchi #M8 #BusinessMPV</w:t>
       </w:r>
     </w:p>
     <w:sectPr>
@@ -2601,8 +2184,8 @@
     <w:qFormat/>
     <w:rsid w:val="00FC693F"/>
     <w:rPr>
-      <w:rFonts w:ascii="Calibri" w:hAnsi="Calibri" w:eastAsia="Calibri"/>
-      <w:sz w:val="22"/>
+      <w:rFonts w:ascii="Calibri" w:hAnsi="Calibri"/>
+      <w:sz w:val="21"/>
     </w:rPr>
   </w:style>
   <w:style w:type="paragraph" w:styleId="Header">
@@ -2664,11 +2247,11 @@
       <w:outlineLvl w:val="0"/>
     </w:pPr>
     <w:rPr>
-      <w:rFonts w:asciiTheme="majorHAnsi" w:eastAsiaTheme="majorEastAsia" w:hAnsiTheme="majorHAnsi" w:cstheme="majorBidi" w:ascii="Calibri" w:hAnsi="Calibri"/>
+      <w:rFonts w:asciiTheme="majorHAnsi" w:eastAsiaTheme="majorEastAsia" w:hAnsiTheme="majorHAnsi" w:cstheme="majorBidi"/>
       <w:b/>
       <w:bCs/>
-      <w:color w:val="1F2A37"/>
-      <w:sz w:val="40"/>
+      <w:color w:val="365F91" w:themeColor="accent1" w:themeShade="BF"/>
+      <w:sz w:val="28"/>
       <w:szCs w:val="28"/>
     </w:rPr>
   </w:style>
@@ -2688,11 +2271,11 @@
       <w:outlineLvl w:val="1"/>
     </w:pPr>
     <w:rPr>
-      <w:rFonts w:asciiTheme="majorHAnsi" w:eastAsiaTheme="majorEastAsia" w:hAnsiTheme="majorHAnsi" w:cstheme="majorBidi" w:ascii="Calibri" w:hAnsi="Calibri"/>
+      <w:rFonts w:asciiTheme="majorHAnsi" w:eastAsiaTheme="majorEastAsia" w:hAnsiTheme="majorHAnsi" w:cstheme="majorBidi"/>
       <w:b/>
       <w:bCs/>
-      <w:color w:val="1F2A37"/>
-      <w:sz w:val="30"/>
+      <w:color w:val="4F81BD" w:themeColor="accent1"/>
+      <w:sz w:val="26"/>
       <w:szCs w:val="26"/>
     </w:rPr>
   </w:style>
@@ -2712,11 +2295,10 @@
       <w:outlineLvl w:val="2"/>
     </w:pPr>
     <w:rPr>
-      <w:rFonts w:asciiTheme="majorHAnsi" w:eastAsiaTheme="majorEastAsia" w:hAnsiTheme="majorHAnsi" w:cstheme="majorBidi" w:ascii="Calibri" w:hAnsi="Calibri"/>
+      <w:rFonts w:asciiTheme="majorHAnsi" w:eastAsiaTheme="majorEastAsia" w:hAnsiTheme="majorHAnsi" w:cstheme="majorBidi"/>
       <w:b/>
       <w:bCs/>
-      <w:color w:val="1F2A37"/>
-      <w:sz w:val="25"/>
+      <w:color w:val="4F81BD" w:themeColor="accent1"/>
     </w:rPr>
   </w:style>
   <w:style w:type="paragraph" w:styleId="Heading4">

--- a/deliveries/2026-09-02/01_Vehicle_Pages/VEH_20260902_04_GAC_Trumpchi_M8_2024.docx
+++ b/deliveries/2026-09-02/01_Vehicle_Pages/VEH_20260902_04_GAC_Trumpchi_M8_2024.docx
@@ -972,7 +972,7 @@
         <w:pStyle w:val="ListBullet"/>
       </w:pPr>
       <w:r>
-        <w:t>LICENSE: none secured — no third-party image may be published until rights are cleared</w:t>
+        <w:t>LICENSE_OR_USAGE_BASIS: none secured — no third-party image may be published until rights are cleared</w:t>
       </w:r>
     </w:p>
     <w:p>
@@ -1728,7 +1728,7 @@
         <w:t>Author / reviewer</w:t>
       </w:r>
       <w:r>
-        <w:t>: [AutoBridge Export Sourcing Team](/authors/) · method per our [Editorial Policy](/editorial-policy/)</w:t>
+        <w:t>: [AutoBridge Export Editorial Team](/authors/) · method per our [Editorial Policy](/editorial-policy/)</w:t>
       </w:r>
     </w:p>
     <w:p>
@@ -1742,25 +1742,7 @@
         <w:t>Last reviewed</w:t>
       </w:r>
       <w:r>
-        <w:t xml:space="preserve">: 2026-09-02 · </w:t>
-      </w:r>
-      <w:r>
-        <w:rPr>
-          <w:b/>
-        </w:rPr>
-        <w:t>R3 (2026-09-03): internal links set to live /authors/ and /editorial-policy/ paths; operations claims framed as recommended/editorial method</w:t>
-      </w:r>
-      <w:r>
-        <w:t xml:space="preserve"> · </w:t>
-      </w:r>
-      <w:r>
-        <w:rPr>
-          <w:b/>
-        </w:rPr>
-        <w:t>Second-round revision</w:t>
-      </w:r>
-      <w:r>
-        <w:t>: 2026-09-03 (confidence relabelled; URL made evergreen)</w:t>
+        <w:t>: 2026-09-05</w:t>
       </w:r>
     </w:p>
     <w:p>
@@ -1799,10 +1781,10 @@
         <w:rPr>
           <w:b/>
         </w:rPr>
-        <w:t>Quality gates</w:t>
+        <w:t>Editorial standard</w:t>
       </w:r>
       <w:r>
-        <w:t>: EDITORIAL_QA_PASS=PASS · FACT_SOURCE_PASS=PASS · SEO_PASS=PASS (evergreen URL) · CODEX_REVIEW_PASS=PENDING (independent Codex review) · PUBLISH_APPROVED=FALSE until Codex sign-off</w:t>
+        <w:t>: Researched and written from the sources listed above (desk research; no first-hand driving, teardown or import is claimed). Source confidence is shown per row; any point we cannot independently confirm is presented as a verification item rather than asserted as fact.</w:t>
       </w:r>
     </w:p>
     <w:p>
@@ -2184,7 +2166,6 @@
     <w:qFormat/>
     <w:rsid w:val="00FC693F"/>
     <w:rPr>
-      <w:rFonts w:ascii="Calibri" w:hAnsi="Calibri"/>
       <w:sz w:val="21"/>
     </w:rPr>
   </w:style>
